--- a/policies/build/chapters_v2/COP/document/COP8/SOP_Blood_Transfusion_Administration.docx
+++ b/policies/build/chapters_v2/COP/document/COP8/SOP_Blood_Transfusion_Administration.docx
@@ -321,26 +321,17 @@
     </w:p>
     <w:p>
       <w:r>
-        <w:t xml:space="preserve">Treating Doctor: </w:t>
-      </w:r>
-      <w:r>
-        <w:t>orders the transfusion with a clear, evidence-based indication.</w:t>
+        <w:t xml:space="preserve">Treating Doctor: orders the transfusion with a clear, evidence-based indication.</w:t>
       </w:r>
     </w:p>
     <w:p>
       <w:r>
-        <w:t xml:space="preserve">Nursing Staff: </w:t>
-      </w:r>
-      <w:r>
-        <w:t>performs identity verification, administers, and monitors the transfusion.</w:t>
+        <w:t xml:space="preserve">Nursing Staff: performs identity verification, administers, and monitors the transfusion.</w:t>
       </w:r>
     </w:p>
     <w:p>
       <w:r>
-        <w:t xml:space="preserve">Blood Bank Staff: </w:t>
-      </w:r>
-      <w:r>
-        <w:t>completes pre-transfusion testing and releases only cleared units.</w:t>
+        <w:t xml:space="preserve">Blood Bank Staff: completes pre-transfusion testing and releases only cleared units.</w:t>
       </w:r>
     </w:p>
     <w:p>
@@ -439,6 +430,14 @@
           <w:t>AABB. (2023). Standards for blood banks and transfusion services (35th ed.).</w:t>
         </w:r>
       </w:hyperlink>
+    </w:p>
+    <w:p>
+      <w:pPr>
+        <w:pStyle w:val="ListParagraph"/>
+      </w:pPr>
+      <w:r>
+        <w:t>Note: AABB standards (US) are cited for technique only. In India, blood transfusion practice is governed by the Drugs and Cosmetics Act, 1940 and Rules, 1945 (Schedule F, Part XII — blood bank licensing), and by the National Blood Transfusion Council (NBTC) guidelines, which apply alongside AABB as the binding Indian framework.</w:t>
+      </w:r>
     </w:p>
     <w:p>
       <w:pPr>
@@ -706,6 +705,22 @@
           <w:t>AABB — Fundamental Standards for Blood Collection and Transfusion (2nd edition)</w:t>
         </w:r>
       </w:hyperlink>
+    </w:p>
+    <w:p>
+      <w:pPr>
+        <w:pStyle w:val="ListParagraph"/>
+      </w:pPr>
+      <w:r>
+        <w:t>Drugs and Cosmetics Act, 1940 and Rules, 1945 — Schedule F, Part XII (blood bank licensing and operation) — named source, binding Indian regulation; check directly.</w:t>
+      </w:r>
+    </w:p>
+    <w:p>
+      <w:pPr>
+        <w:pStyle w:val="ListParagraph"/>
+      </w:pPr>
+      <w:r>
+        <w:t>National Blood Transfusion Council (NBTC) — Guidelines for Blood Transfusion Services in India — named source, no working link could be verified from here; check directly.</w:t>
+      </w:r>
     </w:p>
     <w:p>
       <w:pPr>

--- a/policies/build/chapters_v2/COP/document/COP8/SOP_Blood_Transfusion_Administration.docx
+++ b/policies/build/chapters_v2/COP/document/COP8/SOP_Blood_Transfusion_Administration.docx
@@ -389,7 +389,7 @@
         <w:rPr>
           <w:i/>
         </w:rPr>
-        <w:t>Skipping or rushing this step is exactly the kind of gap an assessor — or a real patient safety incident — would eventually surface.</w:t>
+        <w:t>A transfusion started without confirming the indication or obtaining consent exposes the patient to a real risk they never actually agreed to take.</w:t>
       </w:r>
     </w:p>
     <w:p>
@@ -459,7 +459,7 @@
         <w:rPr>
           <w:i/>
         </w:rPr>
-        <w:t>Skipping verification means a gap — or the wrong patient — could sail straight through unnoticed.</w:t>
+        <w:t>A unit of blood given to the wrong patient is one of the most immediately fatal errors in a hospital — the double independent check exists because a single check has failed before, here and elsewhere.</w:t>
       </w:r>
     </w:p>
     <w:p>
@@ -516,7 +516,7 @@
         <w:rPr>
           <w:i/>
         </w:rPr>
-        <w:t>Skipping or rushing this step is exactly the kind of gap an assessor — or a real patient safety incident — would eventually surface.</w:t>
+        <w:t>A broken cold chain or an unmonitored first 15 minutes is exactly when a transfusion reaction is most likely to start and least likely to be caught in time.</w:t>
       </w:r>
     </w:p>
     <w:p>
@@ -578,7 +578,7 @@
         <w:rPr>
           <w:i/>
         </w:rPr>
-        <w:t>Skipping or rushing this step is exactly the kind of gap an assessor — or a real patient safety incident — would eventually surface.</w:t>
+        <w:t>A transfusion reaction that isn't reported and evaluated repeats for the next patient, because nothing was learned from the first one.</w:t>
       </w:r>
     </w:p>
     <w:p>
@@ -688,7 +688,7 @@
             <w:color w:val="0563C1"/>
             <w:u w:val="single"/>
           </w:rPr>
-          <w:t>NABH — Hospitals Accreditation Programme (HCO), 6th Edition standards</w:t>
+          <w:t>National Accreditation Board for Hospitals and Healthcare Providers. (2025). NABH accreditation standards for hospitals (6th ed.). ISBN 978-81-965264-9-8.</w:t>
         </w:r>
       </w:hyperlink>
     </w:p>
